--- a/docs/Library-Desk-Project-Documentation.docx
+++ b/docs/Library-Desk-Project-Documentation.docx
@@ -277,10 +277,7 @@
     </w:p>
     <w:p>
       <w:r>
-        <w:t>Library Desk is a desktop library-management application developed in Java using Swing. It gives library staff a graphical way to man</w:t>
-      </w:r>
-      <w:r>
-        <w:t>age a book catalog and member directory, issue books, record returns, and review circulation activity. It validates library rules before saving and stores data locally so it remains available after restart.</w:t>
+        <w:t>Library Desk is a desktop library-management application developed in Java using Swing. It gives library staff a graphical way to manage a book catalog and member directory, issue books, record returns, and review circulation activity. It validates library rules before saving and stores data locally so it remains available after restart.</w:t>
       </w:r>
     </w:p>
     <w:p>
@@ -293,13 +290,7 @@
     </w:p>
     <w:p>
       <w:r>
-        <w:t>Small libraries need reliabl</w:t>
-      </w:r>
-      <w:r>
-        <w:t>e records of books, readers, available copies, and borrowing history. Paper-based or fragmented tracking can cause inaccurate inventory, missed due dates, duplicate records, or invalid checkouts. Library Desk centralizes these tasks and validates operation</w:t>
-      </w:r>
-      <w:r>
-        <w:t>s to help staff maintain consistent catalog and circulation records.</w:t>
+        <w:t>Small libraries need reliable records of books, readers, available copies, and borrowing history. Paper-based or fragmented tracking can cause inaccurate inventory, missed due dates, duplicate records, or invalid checkouts. Library Desk centralizes these tasks and validates operations to help staff maintain consistent catalog and circulation records.</w:t>
       </w:r>
     </w:p>
     <w:p>
@@ -322,10 +313,7 @@
     </w:p>
     <w:p>
       <w:r>
-        <w:t>• Demonstrate encapsulation, i</w:t>
-      </w:r>
-      <w:r>
-        <w:t>nheritance, polymorphism, and abstraction in working code.</w:t>
+        <w:t>• Demonstrate encapsulation, inheritance, polymorphism, and abstraction in working code.</w:t>
       </w:r>
     </w:p>
     <w:p>
@@ -340,10 +328,7 @@
     </w:p>
     <w:p>
       <w:r>
-        <w:t xml:space="preserve">• Persist library records and test key </w:t>
-      </w:r>
-      <w:r>
-        <w:t>business rules.</w:t>
+        <w:t>• Persist library records and test key business rules.</w:t>
       </w:r>
     </w:p>
     <w:p>
@@ -366,10 +351,7 @@
     </w:p>
     <w:p>
       <w:r>
-        <w:t xml:space="preserve">• Member directory: add, view, search, update, </w:t>
-      </w:r>
-      <w:r>
-        <w:t>activate/deactivate, and remove members.</w:t>
+        <w:t>• Member directory: add, view, search, update, activate/deactivate, and remove members.</w:t>
       </w:r>
     </w:p>
     <w:p>
@@ -389,10 +371,7 @@
     </w:p>
     <w:p>
       <w:r>
-        <w:t>• Lo</w:t>
-      </w:r>
-      <w:r>
-        <w:t>cal persistence using atomic file replacement.</w:t>
+        <w:t>• Local persistence using atomic file replacement.</w:t>
       </w:r>
     </w:p>
     <w:p>
@@ -412,10 +391,7 @@
       </w:pPr>
       <w:r>
         <w:lastRenderedPageBreak/>
-        <w:t xml:space="preserve">6. OOP </w:t>
-      </w:r>
-      <w:r>
-        <w:t>Implementation</w:t>
+        <w:t>6. OOP Implementation</w:t>
       </w:r>
     </w:p>
     <w:p>
@@ -433,13 +409,7 @@
         <w:pStyle w:val="Heading2"/>
       </w:pPr>
       <w:r>
-        <w:t>LibraryRecord, Book, Member, and Loan keep state in private fields. Getters and contro</w:t>
-      </w:r>
-      <w:r>
-        <w:t>lled operations such as checkOutCopy(), returnCopy(), setActive(), and markReturned() manage state. LibraryService returns detached copies so callers cannot mutate its stored records directly. Examples: Book.java, Member.java, Loan.java, LibraryRecord.java</w:t>
-      </w:r>
-      <w:r>
-        <w:t>, and LibraryService.java.</w:t>
+        <w:t>LibraryRecord, Book, Member, and Loan keep state in private fields. Getters and controlled operations such as checkOutCopy(), returnCopy(), setActive(), and markReturned() manage state. LibraryService returns detached copies so callers cannot mutate its stored records directly. Examples: Book.java, Member.java, Loan.java, LibraryRecord.java, and LibraryService.java.</w:t>
       </w:r>
     </w:p>
     <w:p>
@@ -452,10 +422,7 @@
         <w:pStyle w:val="Heading2"/>
       </w:pPr>
       <w:r>
-        <w:t>Abstract LibraryRecord is the parent of Book, Member, and Loan. The subclasses share record identity and creation time while adding their own fields and behaviors. Examples: LibraryRecord.java, Book.java, Member.java,</w:t>
-      </w:r>
-      <w:r>
-        <w:t xml:space="preserve"> and Loan.java.</w:t>
+        <w:t>Abstract LibraryRecord is the parent of Book, Member, and Loan. The subclasses share record identity and creation time while adding their own fields and behaviors. Examples: LibraryRecord.java, Book.java, Member.java, and Loan.java.</w:t>
       </w:r>
     </w:p>
     <w:p>
@@ -468,10 +435,7 @@
         <w:pStyle w:val="Heading2"/>
       </w:pPr>
       <w:r>
-        <w:t>Book, Member, and Loan override getDisplayName(). LibraryRecord.toString() calls the override on the runtime subtype, and LibraryService.getRecords() returns different record types through List&lt;LibraryRecord&gt;. Examples: Library</w:t>
-      </w:r>
-      <w:r>
-        <w:t>Record.java, Book.java, Member.java, Loan.java, and LibraryService.java.</w:t>
+        <w:t>Book, Member, and Loan override getDisplayName(). LibraryRecord.toString() calls the override on the runtime subtype, and LibraryService.getRecords() returns different record types through List&lt;LibraryRecord&gt;. Examples: LibraryRecord.java, Book.java, Member.java, Loan.java, and LibraryService.java.</w:t>
       </w:r>
     </w:p>
     <w:p>
@@ -484,10 +448,7 @@
         <w:pStyle w:val="Heading2"/>
       </w:pPr>
       <w:r>
-        <w:t>LibraryRecord is an abstract class defining shared identity and display behavior. LibraryRepository is an interface hiding persistence details from LibraryService; FileLib</w:t>
-      </w:r>
-      <w:r>
-        <w:t>raryRepository implements local file storage. Examples: LibraryRecord.java, LibraryRepository.java, FileLibraryRepository.java, and LibraryService.java.</w:t>
+        <w:t>LibraryRecord is an abstract class defining shared identity and display behavior. LibraryRepository is an interface hiding persistence details from LibraryService; FileLibraryRepository implements local file storage. Examples: LibraryRecord.java, LibraryRepository.java, FileLibraryRepository.java, and LibraryService.java.</w:t>
       </w:r>
     </w:p>
     <w:p>
@@ -500,25 +461,7 @@
         <w:pStyle w:val="Heading2"/>
       </w:pPr>
       <w:r>
-        <w:t>domain: LibraryRecord, Book, Member, Loan -</w:t>
-      </w:r>
-      <w:r>
-        <w:t xml:space="preserve"> entities and state. service: Library</w:t>
-      </w:r>
-      <w:r>
-        <w:t>Service, LibraryException -</w:t>
-      </w:r>
-      <w:r>
-        <w:t xml:space="preserve"> validation, business rules, transactions. storage: LibraryRepository, FileLibraryRepository, LibraryDataStore -</w:t>
-      </w:r>
-      <w:r>
-        <w:t xml:space="preserve"> local persistence. ui: LibraryAppFrame, DashboardPanel, BooksPanel, MembersPanel, LoansPanel, Theme, UiSupport -</w:t>
-      </w:r>
-      <w:r>
-        <w:t xml:space="preserve"> Swi</w:t>
-      </w:r>
-      <w:r>
-        <w:t>ng screens and controls. Main initializes storage and launches the app.</w:t>
+        <w:t>domain: LibraryRecord, Book, Member, Loan - entities and state. service: LibraryService, LibraryException - validation, business rules, transactions. storage: LibraryRepository, FileLibraryRepository, LibraryDataStore - local persistence. ui: LibraryAppFrame, DashboardPanel, BooksPanel, MembersPanel, LoansPanel, Theme, UiSupport - Swing screens and controls. Main initializes storage and launches the app.</w:t>
       </w:r>
       <w:r>
         <w:br/>
@@ -565,8 +508,6 @@
       <w:r>
         <w:lastRenderedPageBreak/>
         <w:br/>
-      </w:r>
-      <w:r>
         <w:t>7. UML Class Diagram</w:t>
       </w:r>
     </w:p>
@@ -576,7 +517,7 @@
           <w:noProof/>
         </w:rPr>
         <w:drawing>
-          <wp:anchor distT="0" distB="0" distL="114300" distR="114300" simplePos="0" relativeHeight="251658240" behindDoc="0" locked="0" layoutInCell="1" allowOverlap="1" wp14:anchorId="054DF5D1" wp14:editId="25C5BF93">
+          <wp:anchor distT="0" distB="0" distL="114300" distR="114300" simplePos="0" relativeHeight="251658240" behindDoc="0" locked="0" layoutInCell="1" allowOverlap="1" wp14:anchorId="4CCCAB35" wp14:editId="62D0F34F">
             <wp:simplePos x="0" y="0"/>
             <wp:positionH relativeFrom="margin">
               <wp:align>center</wp:align>
@@ -629,15 +570,6 @@
         <w:t>This focused class diagram shows the implemented domain hierarchy and the key UI, service, and persistence relationships. Visibility symbols are + public, - private, # protected, and ~ package-private.</w:t>
       </w:r>
       <w:r>
-        <w:t/>
-      </w:r>
-      <w:r>
-        <w:t xml:space="preserve"/>
-      </w:r>
-      <w:r>
-        <w:t/>
-      </w:r>
-      <w:r>
         <w:br/>
       </w:r>
       <w:r>
@@ -713,6 +645,15 @@
       </w:pPr>
       <w:r>
         <w:t>Figure 1. Source-checked UML overview of the principal Library Desk classes.</w:t>
+      </w:r>
+      <w:r>
+        <w:br/>
+      </w:r>
+      <w:r>
+        <w:br/>
+      </w:r>
+      <w:r>
+        <w:br/>
       </w:r>
       <w:r>
         <w:br/>
@@ -783,49 +724,31 @@
         <w:lastRenderedPageBreak/>
         <w:t>LibraryRecord (abstract): -id: String; -createdAt: LocalDateTime; protected constructors; +getId(); +getCreatedAt(); +getDisplayName() (abstract).</w:t>
       </w:r>
-      <w:r>
-        <w:t/>
-      </w:r>
     </w:p>
     <w:p>
       <w:r>
         <w:t>Book: -title, author, isbn, category: String; -totalCopies, availableCopies: int; +checkOutCopy(); +returnCopy(); +getDisplayName(). Extends LibraryRecord.</w:t>
       </w:r>
-      <w:r>
-        <w:t/>
-      </w:r>
     </w:p>
     <w:p>
       <w:r>
         <w:t>Member: -fullName, email, phone: String; -active, archived: boolean; +updateDetails(); +setActive(); +archive(); +getDisplayName(). Extends LibraryRecord.</w:t>
       </w:r>
-      <w:r>
-        <w:t/>
-      </w:r>
-    </w:p>
-    <w:p>
-      <w:r>
-        <w:t xml:space="preserve">Loan: -bookId, memberId: String; -checkoutDate, dueDate, returnedDate: LocalDate; +isActive(); +isOverdue(); +markReturned(); +getDisplayName(). Extends LibraryRecord; stores book and member IDs.</w:t>
-      </w:r>
-      <w:r>
-        <w:t/>
+    </w:p>
+    <w:p>
+      <w:r>
+        <w:t>Loan: -bookId, memberId: String; -checkoutDate, dueDate, returnedDate: LocalDate; +isActive(); +isOverdue(); +markReturned(); +getDisplayName(). Extends LibraryRecord; stores book and member IDs.</w:t>
       </w:r>
     </w:p>
     <w:p>
       <w:r>
         <w:t>LibraryService: -repository: LibraryRepository; maps of books, members, and loans; +getBooks(); +getMembers(); +getLoans(); +checkoutBook(); +returnBook().</w:t>
       </w:r>
-      <w:r>
-        <w:t/>
-      </w:r>
     </w:p>
     <w:p>
       <w:r>
         <w:t>LibraryRepository (interface): +load(): LibraryDataStore; +save(data: LibraryDataStore): void; both methods declare IOException.</w:t>
       </w:r>
-      <w:r>
-        <w:t/>
-      </w:r>
     </w:p>
     <w:p>
       <w:r>
@@ -836,42 +759,36 @@
       <w:r>
         <w:t>LibraryDataStore: -books, members, loans: LinkedHashMap&lt;String, domain type&gt;; +getBooks(); +getMembers(); +getLoans(); getters return map copies.</w:t>
       </w:r>
-      <w:r>
-        <w:t/>
-      </w:r>
     </w:p>
     <w:p>
       <w:r>
         <w:t>LibraryAppFrame: extends JFrame; -service: LibraryService; contains dashboard, books, members, and loans panels; constructed with a LibraryService.</w:t>
       </w:r>
-      <w:r>
-        <w:t/>
-      </w:r>
-    </w:p>
-    <w:p>
-      <w:r>
-        <w:t>Relationship notation in Figure 1 follows UML: generalization uses a solid line with a hollow triangle, interface realization a dashed line with a hollow triangle, dependency a dashed line with an open arrow, and navigable association a solid line with an open arrow. Loan stores bookId and memberId values; these are ID references, not Book or Member object fields.</w:t>
-      </w:r>
-    </w:p>
-    <w:p>
-      <w:r>
-        <w:t>DashboardPanel, BooksPanel, MembersPanel, LoansPanel: each extends JPanel and uses LibraryService. Each has package-private construction and refresh ope</w:t>
-      </w:r>
-      <w:r>
-        <w:t>rations; panel classes also hold controls, table models, and callbacks. BooksPanel and MembersPanel use SearchField.</w:t>
-      </w:r>
-    </w:p>
-    <w:p>
-      <w:r>
-        <w:t>Main: +main(args); -launch(). Creates the repository and service and displays the frame. LibraryException extends Exception and provides me</w:t>
-      </w:r>
-      <w:r>
-        <w:t>ssage/cause constructors for surfaced service errors.</w:t>
+    </w:p>
+    <w:p>
+      <w:r>
+        <w:t>Relationship notation in Figure 1 follows UML: generalization uses a solid line with a hollow triangle, interface realization a dashed line with a hollow triangle, dependency a dashed line with an open arrow, and navigable a</w:t>
+      </w:r>
+      <w:r>
+        <w:t>ssociation a solid line with an open arrow. Loan stores bookId and memberId values; these are ID references, not Book or Member object fields.</w:t>
+      </w:r>
+    </w:p>
+    <w:p>
+      <w:r>
+        <w:t>DashboardPanel, BooksPanel, MembersPanel, LoansPanel: each extends JPanel and uses LibraryService. Each has package-private construction and refresh operations; panel classes also hold controls, table models, and callbacks. BooksPanel and MembersPanel use SearchField.</w:t>
+      </w:r>
+    </w:p>
+    <w:p>
+      <w:r>
+        <w:t>Main: +main(args); -launch(). Creates the repository and service and displays the frame. LibraryException extends Exception and provides message/cause constructors for surfaced service errors.</w:t>
       </w:r>
     </w:p>
     <w:p>
       <w:r>
         <w:t>Theme and UiSupport provide package-private visual, validation-feedback, and date-formatting helpers. SearchField extends JTextField and displays the accessible search prompt.</w:t>
+      </w:r>
+      <w:r>
+        <w:br/>
       </w:r>
       <w:r>
         <w:br/>
@@ -933,32 +850,20 @@
     </w:p>
     <w:p>
       <w:r>
-        <w:t>The fol</w:t>
-      </w:r>
-      <w:r>
-        <w:t>lowing screenshots document the major application views.</w:t>
-      </w:r>
-    </w:p>
-    <w:p>
-      <w:r>
-        <w:t>The demonstration catalog contains five titles (13 copies total): Atomic Habits, Effective Java, Head First Java, Java Swing, and Object-Oriented Thought Process. The catalog screenshot shows all fiv</w:t>
-      </w:r>
-      <w:r>
-        <w:t>e. The Java search screenshot intentionally shows only the three matching titles; its “3 matching books” count is the filtered result count, not the total catalog size.</w:t>
-      </w:r>
-    </w:p>
-    <w:p>
-      <w:r>
-        <w:t xml:space="preserve">The sample library also includes two active members, Jordan Lee and Casey Morgan, plus </w:t>
-      </w:r>
-      <w:r>
-        <w:t>the historical record for former member Ethan Carter. Its three loan-history records are: Atomic Habits for Ethan Carter (returned), Effective Java for Jordan Lee (on loan), and Java Swing for Casey Morgan (on loan). The dashboard therefore shows five titl</w:t>
-      </w:r>
-      <w:r>
-        <w:t xml:space="preserve">es, eleven available copies, two active members, two active loans, and zero overdue loans; its recent-activity list </w:t>
-      </w:r>
-      <w:r>
-        <w:t>contains these three loan records.</w:t>
+        <w:t>The following screenshots document the major application views.</w:t>
+      </w:r>
+    </w:p>
+    <w:p>
+      <w:r>
+        <w:t>The demonstration catalog contains five titles (13 copies total): Atomic Habits, Effective Java, Head First Java, Java Swing, and Object-Oriented Thought Process. The catalog screenshot shows all five. The Java search screenshot intentionally shows only the three matching titles; its “3 matching books” count is the filtered result count, not the total catalog size.</w:t>
+      </w:r>
+    </w:p>
+    <w:p>
+      <w:r>
+        <w:t>The sample library also includes two active members, Jordan Lee and Casey Morgan, plus the historical record for former member Ethan Carter. Its three loan-history records are: Atomic Habits for Ethan Carter (returned), Effective Java for Jordan Lee (on loan), and Java Swing for Casey Morgan (on loan). The dashboard therefore shows five titles, eleven available copies, two active members, two active loans, and zero overdue loans; its recent-activity list contains these three loan records.</w:t>
+      </w:r>
+      <w:r>
+        <w:br/>
       </w:r>
       <w:r>
         <w:br/>
@@ -974,7 +879,7 @@
           <w:noProof/>
         </w:rPr>
         <w:drawing>
-          <wp:inline distT="0" distB="0" distL="0" distR="0" wp14:anchorId="063EEB79" wp14:editId="36DC33AF">
+          <wp:inline distT="0" distB="0" distL="0" distR="0" wp14:anchorId="0512FC7D" wp14:editId="446CF245">
             <wp:extent cx="5394960" cy="2888914"/>
             <wp:effectExtent l="0" t="0" r="0" b="0"/>
             <wp:docPr id="2" name="01-dashboard.png"/>
@@ -1031,7 +936,7 @@
           <w:noProof/>
         </w:rPr>
         <w:drawing>
-          <wp:inline distT="0" distB="0" distL="0" distR="0" wp14:anchorId="38B7994A" wp14:editId="7680881E">
+          <wp:inline distT="0" distB="0" distL="0" distR="0" wp14:anchorId="22971703" wp14:editId="195A8EAE">
             <wp:extent cx="5394960" cy="2888914"/>
             <wp:effectExtent l="0" t="0" r="0" b="0"/>
             <wp:docPr id="3" name="02-books.png"/>
@@ -1072,10 +977,7 @@
         <w:pStyle w:val="Caption"/>
       </w:pPr>
       <w:r>
-        <w:t>Figure 3. Searchable book catalog a</w:t>
-      </w:r>
-      <w:r>
-        <w:t>nd book-management controls.</w:t>
+        <w:t>Figure 3. Searchable book catalog and book-management controls.</w:t>
       </w:r>
     </w:p>
     <w:p>
@@ -1084,12 +986,21 @@
         <w:jc w:val="center"/>
       </w:pPr>
       <w:r>
+        <w:lastRenderedPageBreak/>
+        <w:br/>
+      </w:r>
+      <w:r>
+        <w:br/>
+      </w:r>
+      <w:r>
+        <w:br/>
+      </w:r>
+      <w:r>
         <w:rPr>
           <w:noProof/>
         </w:rPr>
-        <w:lastRenderedPageBreak/>
         <w:drawing>
-          <wp:inline distT="0" distB="0" distL="0" distR="0" wp14:anchorId="3BF2D7BE" wp14:editId="6E4B5CC7">
+          <wp:inline distT="0" distB="0" distL="0" distR="0" wp14:anchorId="422072B7" wp14:editId="71DDB796">
             <wp:extent cx="5394960" cy="2888914"/>
             <wp:effectExtent l="0" t="0" r="0" b="0"/>
             <wp:docPr id="4" name="03-members.png"/>
@@ -1146,7 +1057,7 @@
           <w:noProof/>
         </w:rPr>
         <w:drawing>
-          <wp:inline distT="0" distB="0" distL="0" distR="0" wp14:anchorId="5C332671" wp14:editId="3156A979">
+          <wp:inline distT="0" distB="0" distL="0" distR="0" wp14:anchorId="61D8DEEA" wp14:editId="57ECA6BA">
             <wp:extent cx="5394960" cy="2888914"/>
             <wp:effectExtent l="0" t="0" r="0" b="0"/>
             <wp:docPr id="5" name="04-loans.png"/>
@@ -1201,7 +1112,7 @@
         </w:rPr>
         <w:lastRenderedPageBreak/>
         <w:drawing>
-          <wp:inline distT="0" distB="0" distL="0" distR="0" wp14:anchorId="64B05A6D" wp14:editId="5C89EEC6">
+          <wp:inline distT="0" distB="0" distL="0" distR="0" wp14:anchorId="2CC500BE" wp14:editId="1CBA4454">
             <wp:extent cx="5394960" cy="2888914"/>
             <wp:effectExtent l="0" t="0" r="0" b="0"/>
             <wp:docPr id="6" name="05-dashboard-compact.png"/>
@@ -1258,40 +1169,22 @@
     </w:p>
     <w:p>
       <w:r>
-        <w:t xml:space="preserve">The dependency-free test runners were </w:t>
-      </w:r>
-      <w:r>
-        <w:t>executed after compiling all production and test sources. Both passed.</w:t>
-      </w:r>
-    </w:p>
-    <w:p>
-      <w:r>
-        <w:t>LibraryServiceTest -</w:t>
-      </w:r>
-      <w:r>
-        <w:t xml:space="preserve"> PASSED. Exercises required fields and formats; duplicate ISBN/email; catalog/member operations; checkout limits and eligibility; copy counts and returns; member arc</w:t>
-      </w:r>
-      <w:r>
-        <w:t>hival; search; persisted state after reopening; defensive copies; and persistence failure without changing service state.</w:t>
-      </w:r>
-    </w:p>
-    <w:p>
-      <w:r>
-        <w:t>LibraryUiDesignTest -</w:t>
-      </w:r>
-      <w:r>
-        <w:t xml:space="preserve"> PASSED. Verifies 12 foreground/background text combinations against the 4.5:1 WCAG AA normal-text contrast thres</w:t>
-      </w:r>
-      <w:r>
-        <w:t>hold and checks primary-button rendering.</w:t>
-      </w:r>
-    </w:p>
-    <w:p>
-      <w:r>
-        <w:t>To reproduce from the project root in PowerShell, compile all Java files under src and run: java -ea -cp out com.folio.library.service.LibraryServiceTest and java -ea -cp out com.folio.library.</w:t>
-      </w:r>
-      <w:r>
-        <w:t>ui.LibraryUiDesignTest.</w:t>
+        <w:t>The dependency-free test runners were executed after compiling all production and test sources. Both passed.</w:t>
+      </w:r>
+    </w:p>
+    <w:p>
+      <w:r>
+        <w:t>LibraryServiceTest - PASSED. Exercises required fields and formats; duplicate ISBN/email; catalog/member operations; checkout limits and eligibility; copy counts and returns; member archival; search; persisted state after reopening; defensive copies; and persistence failure without changing service state.</w:t>
+      </w:r>
+    </w:p>
+    <w:p>
+      <w:r>
+        <w:t>LibraryUiDesignTest - PASSED. Verifies 12 foreground/background text combinations against the 4.5:1 WCAG AA normal-text contrast threshold and checks primary-button rendering.</w:t>
+      </w:r>
+    </w:p>
+    <w:p>
+      <w:r>
+        <w:t>To reproduce from the project root in PowerShell, compile all Java files under src and run: java -ea -cp out com.folio.library.service.LibraryServiceTest and java -ea -cp out com.folio.library.ui.LibraryUiDesignTest.</w:t>
       </w:r>
       <w:r>
         <w:br/>
@@ -1307,13 +1200,7 @@
     </w:p>
     <w:p>
       <w:r>
-        <w:t>Library Desk applies Java object-oriented design to a practical library system. Encapsulated domain objects, an abstract record hierarchy, polymorphic record behavior, and a repository abstraction support a Swing appl</w:t>
-      </w:r>
-      <w:r>
-        <w:t>ication whose service layer validates library operations and persists changes. Automated tests provide repeatable evidence for key business rules and GUI contrast checks. During the final presentation, the group should explain these implementations and dem</w:t>
-      </w:r>
-      <w:r>
-        <w:t>onstrate book and member management, checkout, returns, input validation, and persistence.</w:t>
+        <w:t>Library Desk applies Java object-oriented design to a practical library system. Encapsulated domain objects, an abstract record hierarchy, polymorphic record behavior, and a repository abstraction support a Swing application whose service layer validates library operations and persists changes. Automated tests provide repeatable evidence for key business rules and GUI contrast checks. During the final presentation, the group should explain these implementations and demonstrate book and member management, checkout, returns, input validation, and persistence.</w:t>
       </w:r>
     </w:p>
     <w:sectPr>
